--- a/Files/05 - Devarim/11 - Ha'azinu/5786/Ha'azinu 5786.docx
+++ b/Files/05 - Devarim/11 - Ha'azinu/5786/Ha'azinu 5786.docx
@@ -71,7 +71,7 @@
         <w:rPr>
           <w:rFonts w:ascii="Times New Roman" w:hAnsi="Times New Roman" w:cs="Times New Roman"/>
         </w:rPr>
-        <w:t xml:space="preserve"> the foundation stones of the entire history of the world. Every single letter in </w:t>
+        <w:t xml:space="preserve"> the foundation stones of the entire history of the world. Every single letter in</w:t>
       </w:r>
       <w:r>
         <w:rPr>
@@ -162,7 +162,7 @@
           <w:rFonts w:ascii="Times New Roman" w:hAnsi="Times New Roman" w:cs="Times New Roman"/>
           <w:rtl/>
         </w:rPr>
-        <w:t>״</w:t>
+        <w:t>"</w:t>
       </w:r>
       <w:r>
         <w:rPr>
@@ -204,7 +204,7 @@
           <w:rFonts w:ascii="Times New Roman" w:hAnsi="Times New Roman" w:cs="Times New Roman"/>
           <w:rtl/>
         </w:rPr>
-        <w:t>״</w:t>
+        <w:t>"</w:t>
       </w:r>
       <w:r>
         <w:rPr>
@@ -513,7 +513,19 @@
         <w:rPr>
           <w:rFonts w:ascii="Times New Roman" w:hAnsi="Times New Roman" w:cs="Times New Roman"/>
         </w:rPr>
-        <w:t>s sefer “Something to Say”,</w:t>
+        <w:t>s sefer “Something to Say”</w:t>
+      </w:r>
+      <w:r>
+        <w:rPr>
+          <w:rFonts w:ascii="Times New Roman" w:hAnsi="Times New Roman" w:cs="Times New Roman"/>
+        </w:rPr>
+        <w:t xml:space="preserve"> (Permission granted by ArtScroll / Mesorah Publications)</w:t>
+      </w:r>
+      <w:r>
+        <w:rPr>
+          <w:rFonts w:ascii="Times New Roman" w:hAnsi="Times New Roman" w:cs="Times New Roman"/>
+        </w:rPr>
+        <w:t>,</w:t>
       </w:r>
       <w:r>
         <w:rPr>
@@ -1681,7 +1693,7 @@
         <w:rPr>
           <w:rFonts w:ascii="Times New Roman" w:hAnsi="Times New Roman" w:cs="Times New Roman"/>
         </w:rPr>
-        <w:t xml:space="preserve">, may we have a </w:t>
+        <w:t>, may we have a</w:t>
       </w:r>
       <w:r>
         <w:rPr>

--- a/Files/05 - Devarim/11 - Ha'azinu/5786/Ha'azinu 5786.docx
+++ b/Files/05 - Devarim/11 - Ha'azinu/5786/Ha'azinu 5786.docx
@@ -71,7 +71,7 @@
         <w:rPr>
           <w:rFonts w:ascii="Times New Roman" w:hAnsi="Times New Roman" w:cs="Times New Roman"/>
         </w:rPr>
-        <w:t xml:space="preserve"> the foundation stones of the entire history of the world. Every single letter in</w:t>
+        <w:t xml:space="preserve"> the foundation stones of the entire history of the world. Every single letter in </w:t>
       </w:r>
       <w:r>
         <w:rPr>
@@ -162,7 +162,7 @@
           <w:rFonts w:ascii="Times New Roman" w:hAnsi="Times New Roman" w:cs="Times New Roman"/>
           <w:rtl/>
         </w:rPr>
-        <w:t>"</w:t>
+        <w:t>״</w:t>
       </w:r>
       <w:r>
         <w:rPr>
@@ -204,7 +204,7 @@
           <w:rFonts w:ascii="Times New Roman" w:hAnsi="Times New Roman" w:cs="Times New Roman"/>
           <w:rtl/>
         </w:rPr>
-        <w:t>"</w:t>
+        <w:t>״</w:t>
       </w:r>
       <w:r>
         <w:rPr>
@@ -1693,7 +1693,7 @@
         <w:rPr>
           <w:rFonts w:ascii="Times New Roman" w:hAnsi="Times New Roman" w:cs="Times New Roman"/>
         </w:rPr>
-        <w:t>, may we have a</w:t>
+        <w:t xml:space="preserve">, may we have a </w:t>
       </w:r>
       <w:r>
         <w:rPr>
